--- a/论文知识库机器人_技术路线与二次开发说明.docx
+++ b/论文知识库机器人_技术路线与二次开发说明.docx
@@ -25,16 +25,8 @@
           <w:szCs w:val="11"/>
         </w:rPr>
       </w:pPr>
-      <w:r>
-        <w:rPr>
-          <w:rFonts w:ascii="Calibri" w:hAnsi="Calibri" w:eastAsia="微软雅黑"/>
-          <w:b/>
-          <w:color w:val="0B2545"/>
-          <w:sz w:val="32"/>
-          <w:szCs w:val="11"/>
-        </w:rPr>
-        <w:t>郭</w:t>
-      </w:r>
+      <w:bookmarkStart w:id="0" w:name="_GoBack"/>
+      <w:bookmarkEnd w:id="0"/>
       <w:r>
         <w:rPr>
           <w:rFonts w:hint="eastAsia"/>
@@ -91,14 +83,30 @@
           <w:szCs w:val="18"/>
           <w:lang w:val="en-US" w:eastAsia="zh-CN"/>
         </w:rPr>
-        <w:t>外形采用泡泡玛特 暴风机甲手办，</w:t>
+        <w:t>外形采用泡泡玛特 暴风机甲手办盲盒，</w:t>
       </w:r>
       <w:r>
         <w:rPr>
           <w:sz w:val="18"/>
           <w:szCs w:val="18"/>
         </w:rPr>
-        <w:t>以小智 AI 为语音交互入口，以部署在阿里云 Ubuntu 服务器上的 Python MCP 服务为查询中枢。用户语音经小智设备识别后，事实性、解释性、或时效性问题会调用统一工具 query_information，并且只在两类自有数据源之间选择：郭雷院士论文私有知识库，或Tavily 联网搜索。</w:t>
+        <w:t>以小智 AI 为语音交互入口，以部署在阿里云 Ubuntu 服务器上的 Python MCP 服务为查询中枢。用户语音经小智设备识别后，事实性、解释性、或时效性问题会调用统一工具 query_information，并且只在两类自有数据源之间选择：</w:t>
+      </w:r>
+      <w:r>
+        <w:rPr>
+          <w:rFonts w:hint="eastAsia"/>
+          <w:sz w:val="18"/>
+          <w:szCs w:val="18"/>
+          <w:lang w:eastAsia="zh-CN"/>
+        </w:rPr>
+        <w:t>XXXX</w:t>
+      </w:r>
+      <w:r>
+        <w:rPr>
+          <w:sz w:val="18"/>
+          <w:szCs w:val="18"/>
+        </w:rPr>
+        <w:t>论文私有知识库，或Tavily 联网搜索。</w:t>
       </w:r>
     </w:p>
     <w:p>
@@ -284,7 +292,26 @@
           <w:szCs w:val="18"/>
           <w:lang w:val="en-US" w:eastAsia="zh-CN"/>
         </w:rPr>
-        <w:t>（等待大约1分钟左右）</w:t>
+        <w:t>（等待大约</w:t>
+      </w:r>
+      <w:r>
+        <w:rPr>
+          <w:rFonts w:hint="eastAsia"/>
+          <w:color w:val="FF0000"/>
+          <w:sz w:val="18"/>
+          <w:szCs w:val="18"/>
+          <w:lang w:val="en-US" w:eastAsia="zh-CN"/>
+        </w:rPr>
+        <w:t>1分钟</w:t>
+      </w:r>
+      <w:r>
+        <w:rPr>
+          <w:rFonts w:hint="eastAsia"/>
+          <w:sz w:val="18"/>
+          <w:szCs w:val="18"/>
+          <w:lang w:val="en-US" w:eastAsia="zh-CN"/>
+        </w:rPr>
+        <w:t>左右）</w:t>
       </w:r>
       <w:r>
         <w:rPr>
@@ -378,8 +405,8 @@
                 <wp:positionV relativeFrom="paragraph">
                   <wp:posOffset>170180</wp:posOffset>
                 </wp:positionV>
-                <wp:extent cx="3462655" cy="1245235"/>
-                <wp:effectExtent l="4445" t="4445" r="19050" b="7620"/>
+                <wp:extent cx="3754120" cy="1741170"/>
+                <wp:effectExtent l="4445" t="4445" r="13335" b="6985"/>
                 <wp:wrapNone/>
                 <wp:docPr id="3" name="文本框 3"/>
                 <wp:cNvGraphicFramePr/>
@@ -390,7 +417,7 @@
                       <wps:spPr>
                         <a:xfrm>
                           <a:off x="3974465" y="5184775"/>
-                          <a:ext cx="3462655" cy="1245235"/>
+                          <a:ext cx="3754120" cy="1741170"/>
                         </a:xfrm>
                         <a:prstGeom prst="rect">
                           <a:avLst/>
@@ -449,7 +476,7 @@
                                 <w:szCs w:val="18"/>
                                 <w:lang w:val="en-US" w:eastAsia="zh-CN"/>
                               </w:rPr>
-                              <w:t>从下面的WIFI中选项选择想要连接的wifi然后输入WIFI密码</w:t>
+                              <w:t>从下面的WIFI中选项选择想要连接的wifi然后输入WIFI密码（注意不能连AMSS这种需要账号申请的WIFI，家用WIFI是可以的）</w:t>
                             </w:r>
                           </w:p>
                           <w:p>
@@ -571,7 +598,7 @@
                                 <w:szCs w:val="18"/>
                                 <w:lang w:val="en-US" w:eastAsia="zh-CN"/>
                               </w:rPr>
-                              <w:t>如果不打开最大兼容模式,它是标记标不到苹果的WiFi的</w:t>
+                              <w:t>如果不打开最大兼容模式,它是标记不到苹果的WiFi的</w:t>
                             </w:r>
                             <w:r>
                               <w:rPr>
@@ -609,6 +636,15 @@
                               </w:rPr>
                               <w:t>密码就行了</w:t>
                             </w:r>
+                            <w:r>
+                              <w:rPr>
+                                <w:rFonts w:hint="eastAsia"/>
+                                <w:sz w:val="18"/>
+                                <w:szCs w:val="18"/>
+                                <w:lang w:val="en-US" w:eastAsia="zh-CN"/>
+                              </w:rPr>
+                              <w:t>。如果某个手机型号在列表中找不到，可以换一个手机试一下。</w:t>
+                            </w:r>
                           </w:p>
                         </w:txbxContent>
                       </wps:txbx>
@@ -623,7 +659,7 @@
           </mc:Choice>
           <mc:Fallback>
             <w:pict>
-              <v:shape id="_x0000_s1026" o:spid="_x0000_s1026" o:spt="202" type="#_x0000_t202" style="position:absolute;left:0pt;margin-left:163.75pt;margin-top:13.4pt;height:98.05pt;width:272.65pt;z-index:251660288;mso-width-relative:page;mso-height-relative:page;" fillcolor="#FFFFFF [3201]" filled="t" stroked="t" coordsize="21600,21600" o:gfxdata="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">
+              <v:shape id="_x0000_s1026" o:spid="_x0000_s1026" o:spt="202" type="#_x0000_t202" style="position:absolute;left:0pt;margin-left:163.75pt;margin-top:13.4pt;height:137.1pt;width:295.6pt;z-index:251660288;mso-width-relative:page;mso-height-relative:page;" fillcolor="#FFFFFF [3201]" filled="t" stroked="t" coordsize="21600,21600" o:gfxdata="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">
                 <v:fill on="t" focussize="0,0"/>
                 <v:stroke weight="0.5pt" color="#000000 [3204]" joinstyle="round"/>
                 <v:imagedata o:title=""/>
@@ -659,7 +695,7 @@
                           <w:szCs w:val="18"/>
                           <w:lang w:val="en-US" w:eastAsia="zh-CN"/>
                         </w:rPr>
-                        <w:t>从下面的WIFI中选项选择想要连接的wifi然后输入WIFI密码</w:t>
+                        <w:t>从下面的WIFI中选项选择想要连接的wifi然后输入WIFI密码（注意不能连AMSS这种需要账号申请的WIFI，家用WIFI是可以的）</w:t>
                       </w:r>
                     </w:p>
                     <w:p>
@@ -781,7 +817,7 @@
                           <w:szCs w:val="18"/>
                           <w:lang w:val="en-US" w:eastAsia="zh-CN"/>
                         </w:rPr>
-                        <w:t>如果不打开最大兼容模式,它是标记标不到苹果的WiFi的</w:t>
+                        <w:t>如果不打开最大兼容模式,它是标记不到苹果的WiFi的</w:t>
                       </w:r>
                       <w:r>
                         <w:rPr>
@@ -818,6 +854,15 @@
                           <w:lang w:val="en-US" w:eastAsia="zh-CN"/>
                         </w:rPr>
                         <w:t>密码就行了</w:t>
+                      </w:r>
+                      <w:r>
+                        <w:rPr>
+                          <w:rFonts w:hint="eastAsia"/>
+                          <w:sz w:val="18"/>
+                          <w:szCs w:val="18"/>
+                          <w:lang w:val="en-US" w:eastAsia="zh-CN"/>
+                        </w:rPr>
+                        <w:t>。如果某个手机型号在列表中找不到，可以换一个手机试一下。</w:t>
                       </w:r>
                     </w:p>
                   </w:txbxContent>
@@ -1042,7 +1087,26 @@
           <w:szCs w:val="18"/>
           <w:lang w:val="en-US" w:eastAsia="zh-CN"/>
         </w:rPr>
-        <w:t>如果屏幕忽闪忽闪，说明需要充电了，用type-c充电线冲一个小时就行，充电状态下即使拨开关也保持待命状态，充电结束后把充电器拔掉就会自动关机。也可以边充电边使用。</w:t>
+        <w:t>如果屏幕</w:t>
+      </w:r>
+      <w:r>
+        <w:rPr>
+          <w:rFonts w:hint="eastAsia"/>
+          <w:color w:val="FF0000"/>
+          <w:sz w:val="18"/>
+          <w:szCs w:val="18"/>
+          <w:lang w:val="en-US" w:eastAsia="zh-CN"/>
+        </w:rPr>
+        <w:t>忽闪忽闪，说明需要充电</w:t>
+      </w:r>
+      <w:r>
+        <w:rPr>
+          <w:rFonts w:hint="eastAsia"/>
+          <w:sz w:val="18"/>
+          <w:szCs w:val="18"/>
+          <w:lang w:val="en-US" w:eastAsia="zh-CN"/>
+        </w:rPr>
+        <w:t>了，用type-c充电线冲一个小时就行，充电状态下即使拨开关也保持待命状态，充电结束后把充电器拔掉就会自动关机。建议边充电边使用。</w:t>
       </w:r>
     </w:p>
     <w:p>
@@ -1061,7 +1125,7 @@
         <w:spacing w:line="240" w:lineRule="auto"/>
         <w:textAlignment w:val="auto"/>
         <w:rPr>
-          <w:rFonts w:hint="eastAsia"/>
+          <w:rFonts w:hint="default"/>
           <w:sz w:val="18"/>
           <w:szCs w:val="18"/>
           <w:lang w:val="en-US" w:eastAsia="zh-CN"/>
@@ -1093,7 +1157,7 @@
           <w:szCs w:val="18"/>
           <w:lang w:val="en-US" w:eastAsia="zh-CN"/>
         </w:rPr>
-        <w:t>，小控名字取自”控制“的意思。如果一次呼唤没成功就对着后面的开关部分重新喊，收音器在背后开关那里。</w:t>
+        <w:t>，小控名字取自”控制“的意思。如果一次呼唤没成功可以对着后面的开关部分重新大声一些喊，收音器在背后开关那里。机器人在播报时无法中途打断，如果想要打断可以拨背后开关进行关机。</w:t>
       </w:r>
     </w:p>
     <w:p>
@@ -1161,7 +1225,7 @@
           <w:szCs w:val="18"/>
           <w:lang w:val="en-US" w:eastAsia="zh-CN"/>
         </w:rPr>
-        <w:t>你知道郭雷院士2026年8月在韩国釜山做的IFAC大会报告吗？</w:t>
+        <w:t>你知道XXXX2026年8月在韩国釜山做的IFAC大会报告吗？</w:t>
       </w:r>
     </w:p>
     <w:p>
@@ -1235,7 +1299,43 @@
           <w:szCs w:val="18"/>
           <w:lang w:val="en-US" w:eastAsia="zh-CN"/>
         </w:rPr>
-        <w:t>请你介绍郭雷院士关于法律方面的研究？</w:t>
+        <w:t>请你介绍XXXX关于法律方面的研究？</w:t>
+      </w:r>
+    </w:p>
+    <w:p>
+      <w:pPr>
+        <w:pageBreakBefore w:val="0"/>
+        <w:widowControl/>
+        <w:numPr>
+          <w:numId w:val="0"/>
+        </w:numPr>
+        <w:kinsoku/>
+        <w:wordWrap/>
+        <w:overflowPunct/>
+        <w:topLinePunct w:val="0"/>
+        <w:autoSpaceDE/>
+        <w:autoSpaceDN/>
+        <w:bidi w:val="0"/>
+        <w:adjustRightInd/>
+        <w:snapToGrid/>
+        <w:spacing w:line="240" w:lineRule="auto"/>
+        <w:ind w:leftChars="0"/>
+        <w:textAlignment w:val="auto"/>
+        <w:rPr>
+          <w:rFonts w:hint="default"/>
+          <w:sz w:val="18"/>
+          <w:szCs w:val="18"/>
+          <w:lang w:val="en-US" w:eastAsia="zh-CN"/>
+        </w:rPr>
+      </w:pPr>
+      <w:r>
+        <w:rPr>
+          <w:rFonts w:hint="eastAsia"/>
+          <w:sz w:val="18"/>
+          <w:szCs w:val="18"/>
+          <w:lang w:val="en-US" w:eastAsia="zh-CN"/>
+        </w:rPr>
+        <w:t>问题尽量清晰，联网搜索和知识库查询靠关键词相似度匹配，因此提问时尽可能将问题背景信息源讲清楚，可以换不同提问方式进行提问，例如“联网搜索XXXX”。</w:t>
       </w:r>
     </w:p>
     <w:p>
@@ -1259,7 +1359,6 @@
           <w:szCs w:val="21"/>
         </w:rPr>
       </w:pPr>
-      <w:bookmarkStart w:id="0" w:name="_GoBack"/>
       <w:r>
         <w:rPr>
           <w:rFonts w:hint="eastAsia" w:eastAsia="宋体"/>
@@ -1435,19 +1534,12 @@
       </w:r>
       <w:r>
         <w:rPr>
-          <w:sz w:val="18"/>
-          <w:szCs w:val="18"/>
-        </w:rPr>
-        <w:t>郭雷</w:t>
-      </w:r>
-      <w:r>
-        <w:rPr>
           <w:rFonts w:hint="eastAsia"/>
           <w:sz w:val="18"/>
           <w:szCs w:val="18"/>
-          <w:lang w:val="en-US" w:eastAsia="zh-CN"/>
+          <w:lang w:eastAsia="zh-CN"/>
         </w:rPr>
-        <w:t>院士</w:t>
+        <w:t>XXXX</w:t>
       </w:r>
       <w:r>
         <w:rPr>
@@ -1762,7 +1854,6 @@
         <w:t>140 篇文字版 PDF 直接按页提取；33 篇扫描件通过 MinerU OCR 识别。</w:t>
       </w:r>
     </w:p>
-    <w:bookmarkEnd w:id="0"/>
     <w:p>
       <w:pPr>
         <w:pStyle w:val="4"/>
